--- a/docs/flgl_summary_report.docx
+++ b/docs/flgl_summary_report.docx
@@ -394,6 +394,171 @@
         <w:t>:Vitest 13 项(出牌调度 / 满载不即负-到点才判负 / 双类判定 / 牌库不重复与均衡 / 易错池全有效 / 出完不判负 / 整局胜利);selftest 新增 5 项(共 107 项全过);全量 87 项通过</w:t>
       </w:r>
     </w:p>
+    <w:p>
+      <w:pPr>
+        <w:pStyle w:val="Heading3"/>
+      </w:pPr>
+      <w:r>
+        <w:t>v1.1.0(2026-08-23)</w:t>
+      </w:r>
+    </w:p>
+    <w:p>
+      <w:r>
+        <w:rPr>
+          <w:i/>
+          <w:color w:val="666666"/>
+        </w:rPr>
+        <w:t>更新贡献人:ps</w:t>
+      </w:r>
+    </w:p>
+    <w:p>
+      <w:r/>
+      <w:r>
+        <w:rPr>
+          <w:b/>
+        </w:rPr>
+        <w:t>节奏调优 + 「直接弹出下一张」+ 排行参与开关</w:t>
+      </w:r>
+      <w:r/>
+    </w:p>
+    <w:p>
+      <w:pPr>
+        <w:pStyle w:val="ListBullet"/>
+      </w:pPr>
+      <w:r/>
+      <w:r>
+        <w:rPr>
+          <w:b/>
+        </w:rPr>
+        <w:t>出牌间隔缩短</w:t>
+      </w:r>
+      <w:r>
+        <w:t>:三档各缩短 2 秒——简单 9→</w:t>
+      </w:r>
+      <w:r>
+        <w:rPr>
+          <w:b/>
+        </w:rPr>
+        <w:t>7s</w:t>
+      </w:r>
+      <w:r>
+        <w:t>、标准 7→</w:t>
+      </w:r>
+      <w:r>
+        <w:rPr>
+          <w:b/>
+        </w:rPr>
+        <w:t>5s</w:t>
+      </w:r>
+      <w:r>
+        <w:t>、困难 5→</w:t>
+      </w:r>
+      <w:r>
+        <w:rPr>
+          <w:b/>
+        </w:rPr>
+        <w:t>3s</w:t>
+      </w:r>
+      <w:r>
+        <w:t>(满载后的清理时间同步变短,压力上升)</w:t>
+      </w:r>
+    </w:p>
+    <w:p>
+      <w:pPr>
+        <w:pStyle w:val="ListBullet"/>
+      </w:pPr>
+      <w:r/>
+      <w:r>
+        <w:rPr>
+          <w:b/>
+        </w:rPr>
+        <w:t>卡牌滑动减速</w:t>
+      </w:r>
+      <w:r>
+        <w:t>:物质卡从右端滑入传送带的速度降为原来的一半(入场过渡 0.7s→</w:t>
+      </w:r>
+      <w:r>
+        <w:rPr>
+          <w:b/>
+        </w:rPr>
+        <w:t>1.4s</w:t>
+      </w:r>
+      <w:r>
+        <w:t>,补位移动 0.6s→</w:t>
+      </w:r>
+      <w:r>
+        <w:rPr>
+          <w:b/>
+        </w:rPr>
+        <w:t>1.2s</w:t>
+      </w:r>
+      <w:r>
+        <w:t>),视觉更从容、拖拽目标更好抓</w:t>
+      </w:r>
+    </w:p>
+    <w:p>
+      <w:pPr>
+        <w:pStyle w:val="ListBullet"/>
+      </w:pPr>
+      <w:r/>
+      <w:r>
+        <w:rPr>
+          <w:b/>
+        </w:rPr>
+        <w:t>新按钮「⏩ 直接弹出下一张」</w:t>
+      </w:r>
+      <w:r>
+        <w:t xml:space="preserve">:点击立即让下一张卡从右侧滑入(等效把出牌时刻提前到当下)——内置 </w:t>
+      </w:r>
+      <w:r>
+        <w:rPr>
+          <w:b/>
+        </w:rPr>
+        <w:t>1 秒冷却</w:t>
+      </w:r>
+      <w:r>
+        <w:t>防误触连点导致多卡连续出现;冷却中/已出完时按钮置灰并显示剩余冷却;</w:t>
+      </w:r>
+      <w:r>
+        <w:rPr>
+          <w:b/>
+        </w:rPr>
+        <w:t>满载时点击 = 新卡到达时刻,按规则直接判负</w:t>
+      </w:r>
+      <w:r>
+        <w:t>(按钮旁有提示文案);核心状态机新增 `spawnNow/spawnCd`,冷却随 tick 递减</w:t>
+      </w:r>
+    </w:p>
+    <w:p>
+      <w:pPr>
+        <w:pStyle w:val="ListBullet"/>
+      </w:pPr>
+      <w:r/>
+      <w:r>
+        <w:rPr>
+          <w:b/>
+        </w:rPr>
+        <w:t>局内排行参与开关</w:t>
+      </w:r>
+      <w:r>
+        <w:t>:昵称 ✓ 旁新增「☑ 参与排行 / ☐ 不参与排行」勾选栏式图标(与化了个学/英了个语同批上线),点击弹二次确认(是否切换 + 提示重开本局),确认后切换 `hlgx_skip_rank` 并重开本局(昵称保留);选择不参与时结算窗明示「已选择不参与排行榜,本局成绩未上榜」</w:t>
+      </w:r>
+    </w:p>
+    <w:p>
+      <w:pPr>
+        <w:pStyle w:val="ListBullet"/>
+      </w:pPr>
+      <w:r/>
+      <w:r>
+        <w:rPr>
+          <w:b/>
+        </w:rPr>
+        <w:t>测试</w:t>
+      </w:r>
+      <w:r>
+        <w:t>:Vitest 新增 5 项(间隔值锁定/spawnNow 立即出牌与重置/冷却连点无效/满载点击判负/出完点击无效),共 18 项;全量 92 项通过</w:t>
+      </w:r>
+    </w:p>
     <w:sectPr>
       <w:pgSz w:w="12240" w:h="15840"/>
       <w:pgMar w:top="1440" w:right="1800" w:bottom="1440" w:left="1800" w:header="720" w:footer="720" w:gutter="0"/>

--- a/docs/flgl_summary_report.docx
+++ b/docs/flgl_summary_report.docx
@@ -128,10 +128,10 @@
         <w:rPr>
           <w:b/>
         </w:rPr>
-        <w:t>v1.0.0</w:t>
+        <w:t>v1.1.2</w:t>
       </w:r>
       <w:r>
-        <w:t>(2026-08-23)</w:t>
+        <w:t>(2026-08-27)</w:t>
       </w:r>
     </w:p>
     <w:p>
@@ -559,6 +559,76 @@
         <w:t>:Vitest 新增 5 项(间隔值锁定/spawnNow 立即出牌与重置/冷却连点无效/满载点击判负/出完点击无效),共 18 项;全量 92 项通过</w:t>
       </w:r>
     </w:p>
+    <w:p>
+      <w:pPr>
+        <w:pStyle w:val="Heading3"/>
+      </w:pPr>
+      <w:r>
+        <w:t>v1.1.1(2026-08-27)</w:t>
+      </w:r>
+    </w:p>
+    <w:p>
+      <w:r>
+        <w:rPr>
+          <w:i/>
+          <w:color w:val="666666"/>
+        </w:rPr>
+        <w:t>更新贡献人:ps</w:t>
+      </w:r>
+    </w:p>
+    <w:p>
+      <w:r/>
+      <w:r>
+        <w:rPr>
+          <w:b/>
+        </w:rPr>
+        <w:t>排行榜会话令牌(防刷榜, v2.8.0 安全加固)</w:t>
+      </w:r>
+      <w:r/>
+    </w:p>
+    <w:p>
+      <w:pPr>
+        <w:pStyle w:val="ListBullet"/>
+      </w:pPr>
+      <w:r>
+        <w:t>开局向 `/flgl/api/session` 申领一次性令牌, 成绩提交必须携带(服务端校验存在+难度+IP+实际时长); 结算缺失自动补领</w:t>
+      </w:r>
+    </w:p>
+    <w:p>
+      <w:pPr>
+        <w:pStyle w:val="Heading3"/>
+      </w:pPr>
+      <w:r>
+        <w:t>v1.1.2(2026-08-27)</w:t>
+      </w:r>
+    </w:p>
+    <w:p>
+      <w:r>
+        <w:rPr>
+          <w:i/>
+          <w:color w:val="666666"/>
+        </w:rPr>
+        <w:t>更新贡献人:ps</w:t>
+      </w:r>
+    </w:p>
+    <w:p>
+      <w:r/>
+      <w:r>
+        <w:rPr>
+          <w:b/>
+        </w:rPr>
+        <w:t>首次进入昵称弹窗</w:t>
+      </w:r>
+      <w:r/>
+    </w:p>
+    <w:p>
+      <w:pPr>
+        <w:pStyle w:val="ListBullet"/>
+      </w:pPr>
+      <w:r>
+        <w:t>新玩家进入时弹「开始游戏」昵称窗(共享组件 `NameEntryDialog`, 手游/端游一致), 确认即开局, ✕/返回大厅放弃进入; 保持昵称记忆规则; 弹窗天然盖住 ready 屏, 计时不受影响</w:t>
+      </w:r>
+    </w:p>
     <w:sectPr>
       <w:pgSz w:w="12240" w:h="15840"/>
       <w:pgMar w:top="1440" w:right="1800" w:bottom="1440" w:left="1800" w:header="720" w:footer="720" w:gutter="0"/>

--- a/docs/flgl_summary_report.docx
+++ b/docs/flgl_summary_report.docx
@@ -573,7 +573,7 @@
           <w:i/>
           <w:color w:val="666666"/>
         </w:rPr>
-        <w:t>更新贡献人:ps</w:t>
+        <w:t>更新贡献人:在下雨</w:t>
       </w:r>
     </w:p>
     <w:p>

--- a/docs/flgl_summary_report.docx
+++ b/docs/flgl_summary_report.docx
@@ -128,10 +128,10 @@
         <w:rPr>
           <w:b/>
         </w:rPr>
-        <w:t>v1.1.2</w:t>
+        <w:t>v1.1.3</w:t>
       </w:r>
       <w:r>
-        <w:t>(2026-08-27)</w:t>
+        <w:t>(2026-08-29)</w:t>
       </w:r>
     </w:p>
     <w:p>
@@ -629,6 +629,49 @@
         <w:t>新玩家进入时弹「开始游戏」昵称窗(共享组件 `NameEntryDialog`, 手游/端游一致), 确认即开局, ✕/返回大厅放弃进入; 保持昵称记忆规则; 弹窗天然盖住 ready 屏, 计时不受影响</w:t>
       </w:r>
     </w:p>
+    <w:p>
+      <w:pPr>
+        <w:pStyle w:val="Heading3"/>
+      </w:pPr>
+      <w:r>
+        <w:t>v1.1.3(2026-08-29)</w:t>
+      </w:r>
+    </w:p>
+    <w:p>
+      <w:r>
+        <w:rPr>
+          <w:i/>
+          <w:color w:val="666666"/>
+        </w:rPr>
+        <w:t>更新贡献人:ps</w:t>
+      </w:r>
+    </w:p>
+    <w:p>
+      <w:r/>
+      <w:r>
+        <w:rPr>
+          <w:b/>
+        </w:rPr>
+        <w:t>音效(v1.1.3, 四游戏统一接入)</w:t>
+      </w:r>
+      <w:r/>
+    </w:p>
+    <w:p>
+      <w:pPr>
+        <w:pStyle w:val="ListBullet"/>
+      </w:pPr>
+      <w:r>
+        <w:t>复用全站音效引擎: 分类正确 → 正确音(clear), 归错扣血 → 错误音(hurt); 分完 20 张通关 → 通关音(win), 血量耗尽/传送带溢出失败 → 失败音(lose)</w:t>
+      </w:r>
+    </w:p>
+    <w:p>
+      <w:pPr>
+        <w:pStyle w:val="ListBullet"/>
+      </w:pPr>
+      <w:r>
+        <w:t>顶栏新增 🔊/🔇 静音按钮(与化了个学共享同一个静音状态)</w:t>
+      </w:r>
+    </w:p>
     <w:sectPr>
       <w:pgSz w:w="12240" w:h="15840"/>
       <w:pgMar w:top="1440" w:right="1800" w:bottom="1440" w:left="1800" w:header="720" w:footer="720" w:gutter="0"/>

--- a/docs/flgl_summary_report.docx
+++ b/docs/flgl_summary_report.docx
@@ -128,7 +128,7 @@
         <w:rPr>
           <w:b/>
         </w:rPr>
-        <w:t>v1.1.3</w:t>
+        <w:t>v1.1.4</w:t>
       </w:r>
       <w:r>
         <w:t>(2026-08-29)</w:t>
@@ -672,6 +672,162 @@
         <w:t>顶栏新增 🔊/🔇 静音按钮(与化了个学共享同一个静音状态)</w:t>
       </w:r>
     </w:p>
+    <w:p>
+      <w:pPr>
+        <w:pStyle w:val="Heading3"/>
+      </w:pPr>
+      <w:r>
+        <w:t>v1.1.4(2026-08-29)</w:t>
+      </w:r>
+    </w:p>
+    <w:p>
+      <w:r>
+        <w:rPr>
+          <w:i/>
+          <w:color w:val="666666"/>
+        </w:rPr>
+        <w:t>更新贡献人:ps</w:t>
+      </w:r>
+    </w:p>
+    <w:p>
+      <w:r/>
+      <w:r>
+        <w:rPr>
+          <w:b/>
+        </w:rPr>
+        <w:t>手感再优化 + 难度逻辑重排</w:t>
+      </w:r>
+      <w:r/>
+    </w:p>
+    <w:p>
+      <w:pPr>
+        <w:pStyle w:val="ListBullet"/>
+      </w:pPr>
+      <w:r/>
+      <w:r>
+        <w:rPr>
+          <w:b/>
+        </w:rPr>
+        <w:t>弹卡冷却收紧</w:t>
+      </w:r>
+      <w:r>
+        <w:t xml:space="preserve">:「⏩ 直接弹出下一张」内置冷却 1s → </w:t>
+      </w:r>
+      <w:r>
+        <w:rPr>
+          <w:b/>
+        </w:rPr>
+        <w:t>0.5s</w:t>
+      </w:r>
+      <w:r>
+        <w:t>(连续点按更跟手)</w:t>
+      </w:r>
+    </w:p>
+    <w:p>
+      <w:pPr>
+        <w:pStyle w:val="ListBullet"/>
+      </w:pPr>
+      <w:r/>
+      <w:r>
+        <w:rPr>
+          <w:b/>
+        </w:rPr>
+        <w:t>滑入速度再降 50%</w:t>
+      </w:r>
+      <w:r>
+        <w:t>:卡牌入场过渡 1.4s→</w:t>
+      </w:r>
+      <w:r>
+        <w:rPr>
+          <w:b/>
+        </w:rPr>
+        <w:t>2.8s</w:t>
+      </w:r>
+      <w:r>
+        <w:t>、补位移动 1.2s→</w:t>
+      </w:r>
+      <w:r>
+        <w:rPr>
+          <w:b/>
+        </w:rPr>
+        <w:t>2.4s</w:t>
+      </w:r>
+      <w:r>
+        <w:t>(线性缓动)——滑行途中就能按住拖去分类按钮,不再因滑太快反应不过来</w:t>
+      </w:r>
+    </w:p>
+    <w:p>
+      <w:pPr>
+        <w:pStyle w:val="ListBullet"/>
+      </w:pPr>
+      <w:r/>
+      <w:r>
+        <w:rPr>
+          <w:b/>
+        </w:rPr>
+        <w:t>难度逻辑调整</w:t>
+      </w:r>
+      <w:r>
+        <w:t>(出牌间隔 + 类别范围两维):</w:t>
+      </w:r>
+    </w:p>
+    <w:p>
+      <w:r>
+        <w:t xml:space="preserve">  - 简单:间隔 </w:t>
+      </w:r>
+      <w:r>
+        <w:rPr>
+          <w:b/>
+        </w:rPr>
+        <w:t>6s</w:t>
+      </w:r>
+      <w:r>
+        <w:t>,仅 6 大类别(去掉「有机物」「混合物」)——前 12 张 6 类各 2 张均衡;</w:t>
+      </w:r>
+    </w:p>
+    <w:p>
+      <w:r>
+        <w:t xml:space="preserve">  - 标准:间隔 </w:t>
+      </w:r>
+      <w:r>
+        <w:rPr>
+          <w:b/>
+        </w:rPr>
+        <w:t>4.5s</w:t>
+      </w:r>
+      <w:r>
+        <w:t>,仅 7 大类别(去掉「混合物」)——前 14 张 7 类各 2 张均衡;取消 v1.0.0 起 30% 易错物质掺入(改为纯 7 类均衡,混合物卡不再出现在标准难度);</w:t>
+      </w:r>
+    </w:p>
+    <w:p>
+      <w:r>
+        <w:t xml:space="preserve">  - 困难:间隔 </w:t>
+      </w:r>
+      <w:r>
+        <w:rPr>
+          <w:b/>
+        </w:rPr>
+        <w:t>3s</w:t>
+      </w:r>
+      <w:r>
+        <w:t>,全 8 类随机</w:t>
+      </w:r>
+    </w:p>
+    <w:p>
+      <w:pPr>
+        <w:pStyle w:val="ListBullet"/>
+      </w:pPr>
+      <w:r/>
+      <w:r>
+        <w:rPr>
+          <w:b/>
+        </w:rPr>
+        <w:t>测试</w:t>
+      </w:r>
+      <w:r>
+        <w:t>:Vitest 锁定新间隔(6/4.5/3)与弹卡冷却 0.5s;类别测试改为「简单前 12 张 6 类各 2 / 标准前 14 张 7 类各 2 / 困难多种子并集 8 类齐全」;全量 115 项通过</w:t>
+      </w:r>
+    </w:p>
     <w:sectPr>
       <w:pgSz w:w="12240" w:h="15840"/>
       <w:pgMar w:top="1440" w:right="1800" w:bottom="1440" w:left="1800" w:header="720" w:footer="720" w:gutter="0"/>

--- a/docs/flgl_summary_report.docx
+++ b/docs/flgl_summary_report.docx
@@ -128,7 +128,7 @@
         <w:rPr>
           <w:b/>
         </w:rPr>
-        <w:t>v1.1.4</w:t>
+        <w:t>v1.1.5</w:t>
       </w:r>
       <w:r>
         <w:t>(2026-08-29)</w:t>
@@ -828,6 +828,135 @@
         <w:t>:Vitest 锁定新间隔(6/4.5/3)与弹卡冷却 0.5s;类别测试改为「简单前 12 张 6 类各 2 / 标准前 14 张 7 类各 2 / 困难多种子并集 8 类齐全」;全量 115 项通过</w:t>
       </w:r>
     </w:p>
+    <w:p>
+      <w:pPr>
+        <w:pStyle w:val="Heading3"/>
+      </w:pPr>
+      <w:r>
+        <w:t>v1.1.5(2026-08-29)</w:t>
+      </w:r>
+    </w:p>
+    <w:p>
+      <w:r>
+        <w:rPr>
+          <w:i/>
+          <w:color w:val="666666"/>
+        </w:rPr>
+        <w:t>更新贡献人:ps</w:t>
+      </w:r>
+    </w:p>
+    <w:p>
+      <w:r/>
+      <w:r>
+        <w:rPr>
+          <w:b/>
+        </w:rPr>
+        <w:t>分类按钮随难度删减 + 补位提速 + 按钮冷却提示文案</w:t>
+      </w:r>
+      <w:r/>
+    </w:p>
+    <w:p>
+      <w:pPr>
+        <w:pStyle w:val="ListBullet"/>
+      </w:pPr>
+      <w:r/>
+      <w:r>
+        <w:rPr>
+          <w:b/>
+        </w:rPr>
+        <w:t>局内分类按钮随难度增减</w:t>
+      </w:r>
+      <w:r>
+        <w:t xml:space="preserve">:简单 </w:t>
+      </w:r>
+      <w:r>
+        <w:rPr>
+          <w:b/>
+        </w:rPr>
+        <w:t>6 个</w:t>
+      </w:r>
+      <w:r>
+        <w:t xml:space="preserve">(去掉「有机物」「混合物」按钮)、标准 </w:t>
+      </w:r>
+      <w:r>
+        <w:rPr>
+          <w:b/>
+        </w:rPr>
+        <w:t>7 个</w:t>
+      </w:r>
+      <w:r>
+        <w:t>(去掉「混合物」按钮)、困难 8 个——与 v1.1.4 卡牌类别范围完全对应,不再出现「有卡没按钮」;简单难度按钮改 3 列 × 2 行排布</w:t>
+      </w:r>
+    </w:p>
+    <w:p>
+      <w:pPr>
+        <w:pStyle w:val="ListBullet"/>
+      </w:pPr>
+      <w:r/>
+      <w:r>
+        <w:rPr>
+          <w:b/>
+        </w:rPr>
+        <w:t>滑动速度统一(按距离换算时长)</w:t>
+      </w:r>
+      <w:r>
+        <w:t>:卡牌入场与左移补位的</w:t>
+      </w:r>
+      <w:r>
+        <w:rPr>
+          <w:b/>
+        </w:rPr>
+        <w:t>速度一致</w:t>
+      </w:r>
+      <w:r>
+        <w:t>,约为每秒行进 2 个卡位——入场(1 卡宽)0.5s、补位(一格 ≈1.17 卡宽)0.585s,不再用同一时长导致距离短/长速度不一</w:t>
+      </w:r>
+    </w:p>
+    <w:p>
+      <w:pPr>
+        <w:pStyle w:val="ListBullet"/>
+      </w:pPr>
+      <w:r/>
+      <w:r>
+        <w:rPr>
+          <w:b/>
+        </w:rPr>
+        <w:t>弹卡按钮冷却提示</w:t>
+      </w:r>
+      <w:r>
+        <w:t>:「⏩ 直接弹出下一张」冷却期间只显示「防误触冷却」字样,不再显示具体秒数(冷却已收紧为 0.5s, 数字无参考意义)</w:t>
+      </w:r>
+    </w:p>
+    <w:p>
+      <w:pPr>
+        <w:pStyle w:val="ListBullet"/>
+      </w:pPr>
+      <w:r/>
+      <w:r>
+        <w:rPr>
+          <w:b/>
+        </w:rPr>
+        <w:t>题库防死卡加固</w:t>
+      </w:r>
+      <w:r>
+        <w:t>:牌库补足池也限定在该难度类别范围内(此前极端情况下可能补入本难度不存在的类别,导致出现无按钮可分的死卡);配套多种子测试锁定</w:t>
+      </w:r>
+    </w:p>
+    <w:p>
+      <w:pPr>
+        <w:pStyle w:val="ListBullet"/>
+      </w:pPr>
+      <w:r/>
+      <w:r>
+        <w:rPr>
+          <w:b/>
+        </w:rPr>
+        <w:t>测试</w:t>
+      </w:r>
+      <w:r>
+        <w:t>:新增「补足池限定难度类别」多种子断言;全量 120 项通过</w:t>
+      </w:r>
+    </w:p>
     <w:sectPr>
       <w:pgSz w:w="12240" w:h="15840"/>
       <w:pgMar w:top="1440" w:right="1800" w:bottom="1440" w:left="1800" w:header="720" w:footer="720" w:gutter="0"/>

--- a/docs/flgl_summary_report.docx
+++ b/docs/flgl_summary_report.docx
@@ -128,7 +128,7 @@
         <w:rPr>
           <w:b/>
         </w:rPr>
-        <w:t>v1.1.5</w:t>
+        <w:t>v1.1.6</w:t>
       </w:r>
       <w:r>
         <w:t>(2026-08-29)</w:t>
@@ -909,7 +909,7 @@
         <w:t>速度一致</w:t>
       </w:r>
       <w:r>
-        <w:t>,约为每秒行进 2 个卡位——入场(1 卡宽)0.5s、补位(一格 ≈1.17 卡宽)0.585s,不再用同一时长导致距离短/长速度不一</w:t>
+        <w:t>——入场(1 卡宽)0.5s、补位(一格 ≈1.17 卡宽)0.585s,不再用同一时长导致距离短/长速度不一;v1.1.6 再降 50% → 入场 1s / 补位 1.17s(约每秒 1 个卡位)</w:t>
       </w:r>
     </w:p>
     <w:p>
@@ -955,6 +955,81 @@
       </w:r>
       <w:r>
         <w:t>:新增「补足池限定难度类别」多种子断言;全量 120 项通过</w:t>
+      </w:r>
+    </w:p>
+    <w:p>
+      <w:pPr>
+        <w:pStyle w:val="Heading3"/>
+      </w:pPr>
+      <w:r>
+        <w:t>v1.1.6(2026-08-29)</w:t>
+      </w:r>
+    </w:p>
+    <w:p>
+      <w:r>
+        <w:rPr>
+          <w:i/>
+          <w:color w:val="666666"/>
+        </w:rPr>
+        <w:t>更新贡献人:ps</w:t>
+      </w:r>
+    </w:p>
+    <w:p>
+      <w:r/>
+      <w:r>
+        <w:rPr>
+          <w:b/>
+        </w:rPr>
+        <w:t>滑行时长定稿 + 玩法介绍精简</w:t>
+      </w:r>
+      <w:r/>
+    </w:p>
+    <w:p>
+      <w:pPr>
+        <w:pStyle w:val="ListBullet"/>
+      </w:pPr>
+      <w:r/>
+      <w:r>
+        <w:rPr>
+          <w:b/>
+        </w:rPr>
+        <w:t>卡片滑动时长(用户指定)</w:t>
+      </w:r>
+      <w:r>
+        <w:t xml:space="preserve">:入场 </w:t>
+      </w:r>
+      <w:r>
+        <w:rPr>
+          <w:b/>
+        </w:rPr>
+        <w:t>2.5s</w:t>
+      </w:r>
+      <w:r>
+        <w:t xml:space="preserve"> 缓缓滑入(滑行途中即可拖走分类)、补位 </w:t>
+      </w:r>
+      <w:r>
+        <w:rPr>
+          <w:b/>
+        </w:rPr>
+        <w:t>0.5s</w:t>
+      </w:r>
+      <w:r>
+        <w:t xml:space="preserve"> 快速归位(不拖沓)</w:t>
+      </w:r>
+    </w:p>
+    <w:p>
+      <w:pPr>
+        <w:pStyle w:val="ListBullet"/>
+      </w:pPr>
+      <w:r/>
+      <w:r>
+        <w:rPr>
+          <w:b/>
+        </w:rPr>
+        <w:t>玩法介绍</w:t>
+      </w:r>
+      <w:r>
+        <w:t>:「卡牌缓缓滑入,滑行途中就可以按住拖去分类,不必等它停稳」(去掉速度括号说明与「匀速」表述)</w:t>
       </w:r>
     </w:p>
     <w:sectPr>

--- a/docs/flgl_summary_report.docx
+++ b/docs/flgl_summary_report.docx
@@ -128,7 +128,7 @@
         <w:rPr>
           <w:b/>
         </w:rPr>
-        <w:t>v1.1.6</w:t>
+        <w:t>v1.1.7</w:t>
       </w:r>
       <w:r>
         <w:t>(2026-08-29)</w:t>
@@ -1032,6 +1032,131 @@
         <w:t>:「卡牌缓缓滑入,滑行途中就可以按住拖去分类,不必等它停稳」(去掉速度括号说明与「匀速」表述)</w:t>
       </w:r>
     </w:p>
+    <w:p>
+      <w:pPr>
+        <w:pStyle w:val="Heading3"/>
+      </w:pPr>
+      <w:r>
+        <w:t>v1.1.7(2026-08-29)</w:t>
+      </w:r>
+    </w:p>
+    <w:p>
+      <w:r>
+        <w:rPr>
+          <w:i/>
+          <w:color w:val="666666"/>
+        </w:rPr>
+        <w:t>更新贡献人:ps、楠鸢</w:t>
+      </w:r>
+    </w:p>
+    <w:p>
+      <w:r/>
+      <w:r>
+        <w:rPr>
+          <w:b/>
+        </w:rPr>
+        <w:t>节奏与容量调整 + 题库跟随扩容</w:t>
+      </w:r>
+      <w:r/>
+    </w:p>
+    <w:p>
+      <w:pPr>
+        <w:pStyle w:val="ListBullet"/>
+      </w:pPr>
+      <w:r/>
+      <w:r>
+        <w:rPr>
+          <w:b/>
+        </w:rPr>
+        <w:t>出牌间隔</w:t>
+      </w:r>
+      <w:r>
+        <w:t>:简单 6→</w:t>
+      </w:r>
+      <w:r>
+        <w:rPr>
+          <w:b/>
+        </w:rPr>
+        <w:t>5.5 秒</w:t>
+      </w:r>
+      <w:r>
+        <w:t>、标准 4.5→</w:t>
+      </w:r>
+      <w:r>
+        <w:rPr>
+          <w:b/>
+        </w:rPr>
+        <w:t>4 秒</w:t>
+      </w:r>
+      <w:r>
+        <w:t>、困难 3→</w:t>
+      </w:r>
+      <w:r>
+        <w:rPr>
+          <w:b/>
+        </w:rPr>
+        <w:t>2.5 秒</w:t>
+      </w:r>
+      <w:r>
+        <w:t>;</w:t>
+      </w:r>
+    </w:p>
+    <w:p>
+      <w:pPr>
+        <w:pStyle w:val="ListBullet"/>
+      </w:pPr>
+      <w:r/>
+      <w:r>
+        <w:rPr>
+          <w:b/>
+        </w:rPr>
+        <w:t>困难模式传送带容量 5→4 张</w:t>
+      </w:r>
+      <w:r>
+        <w:t>(简单/标准仍 5 张)——满载判定规则不变:新卡该出现时刻传送带仍满 → 判负;</w:t>
+      </w:r>
+      <w:r>
+        <w:rPr>
+          <w:b/>
+        </w:rPr>
+        <w:t>传送带视觉宽度随容量同步缩短</w:t>
+      </w:r>
+      <w:r>
+        <w:t>(困难只显示 4 张卡位的长度, 不误导玩家), 且</w:t>
+      </w:r>
+      <w:r>
+        <w:rPr>
+          <w:b/>
+        </w:rPr>
+        <w:t>卡牌像素尺寸与间距保持不变</w:t>
+      </w:r>
+      <w:r>
+        <w:t>(百分比按传送带宽度反向缩放)</w:t>
+      </w:r>
+    </w:p>
+    <w:p>
+      <w:pPr>
+        <w:pStyle w:val="ListBullet"/>
+      </w:pPr>
+      <w:r/>
+      <w:r>
+        <w:rPr>
+          <w:b/>
+        </w:rPr>
+        <w:t>题库跟随化了个学 v2.3.13 扩容至 296 种</w:t>
+      </w:r>
+      <w:r>
+        <w:t>,丙烯酸成为第 6 种双身份有机酸(按「酸」或「有机物」分类均算对);</w:t>
+      </w:r>
+    </w:p>
+    <w:p>
+      <w:pPr>
+        <w:pStyle w:val="ListBullet"/>
+      </w:pPr>
+      <w:r>
+        <w:t>测试:间隔/容量断言更新为 {easy:5.5, normal:4, hard:2.5} 与 {5/5/4};全量 120 项通过</w:t>
+      </w:r>
+    </w:p>
     <w:sectPr>
       <w:pgSz w:w="12240" w:h="15840"/>
       <w:pgMar w:top="1440" w:right="1800" w:bottom="1440" w:left="1800" w:header="720" w:footer="720" w:gutter="0"/>
